--- a/backend/templates/PLANTILLA_FICHA_TECNICA.docx
+++ b/backend/templates/PLANTILLA_FICHA_TECNICA.docx
@@ -180,7 +180,9 @@
           <w:ilvl w:val="0"/>
           <w:numId w:val="1"/>
         </w:numPr>
-        <w:spacing w:line="276" w:lineRule="auto"/>
+        <w:spacing w:before="120" w:line="276" w:lineRule="auto"/>
+        <w:ind w:left="357" w:hanging="357"/>
+        <w:contextualSpacing w:val="0"/>
         <w:jc w:val="both"/>
         <w:rPr>
           <w:rFonts w:cstheme="minorHAnsi"/>
@@ -234,7 +236,9 @@
           <w:ilvl w:val="0"/>
           <w:numId w:val="1"/>
         </w:numPr>
-        <w:spacing w:line="276" w:lineRule="auto"/>
+        <w:spacing w:before="120" w:line="276" w:lineRule="auto"/>
+        <w:ind w:left="357" w:hanging="357"/>
+        <w:contextualSpacing w:val="0"/>
         <w:jc w:val="both"/>
         <w:rPr>
           <w:rFonts w:cstheme="minorHAnsi"/>
@@ -345,7 +349,9 @@
           <w:ilvl w:val="0"/>
           <w:numId w:val="1"/>
         </w:numPr>
-        <w:spacing w:line="360" w:lineRule="auto"/>
+        <w:spacing w:before="120" w:line="360" w:lineRule="auto"/>
+        <w:ind w:left="357" w:hanging="357"/>
+        <w:contextualSpacing w:val="0"/>
         <w:rPr>
           <w:rFonts w:cstheme="minorHAnsi"/>
           <w:b/>
@@ -460,64 +466,6 @@
         </w:numPr>
         <w:spacing w:line="360" w:lineRule="auto"/>
         <w:jc w:val="both"/>
-      </w:pPr>
-      <w:r>
-        <w:t>Limpieza y mantenimiento de buzones y cajas de pase</w:t>
-      </w:r>
-      <w:r>
-        <w:tab/>
-      </w:r>
-      <w:proofErr w:type="gramStart"/>
-      <w:r>
-        <w:tab/>
-        <w:t>(</w:t>
-      </w:r>
-      <w:r>
-        <w:t xml:space="preserve">  </w:t>
-      </w:r>
-      <w:proofErr w:type="gramEnd"/>
-      <w:r>
-        <w:t>)</w:t>
-      </w:r>
-    </w:p>
-    <w:p>
-      <w:pPr>
-        <w:pStyle w:val="Sinespaciado"/>
-        <w:numPr>
-          <w:ilvl w:val="0"/>
-          <w:numId w:val="3"/>
-        </w:numPr>
-        <w:spacing w:line="360" w:lineRule="auto"/>
-        <w:jc w:val="both"/>
-      </w:pPr>
-      <w:r>
-        <w:t>Limpieza y mantenimiento de redes de alcantarillado</w:t>
-      </w:r>
-      <w:r>
-        <w:tab/>
-      </w:r>
-      <w:proofErr w:type="gramStart"/>
-      <w:r>
-        <w:tab/>
-        <w:t>(</w:t>
-      </w:r>
-      <w:r>
-        <w:t xml:space="preserve">  </w:t>
-      </w:r>
-      <w:proofErr w:type="gramEnd"/>
-      <w:r>
-        <w:t>)</w:t>
-      </w:r>
-    </w:p>
-    <w:p>
-      <w:pPr>
-        <w:pStyle w:val="Sinespaciado"/>
-        <w:numPr>
-          <w:ilvl w:val="0"/>
-          <w:numId w:val="3"/>
-        </w:numPr>
-        <w:spacing w:line="360" w:lineRule="auto"/>
-        <w:jc w:val="both"/>
         <w:rPr>
           <w:b/>
           <w:bCs/>
@@ -537,42 +485,6 @@
         </w:rPr>
         <w:tab/>
         <w:t>(X)</w:t>
-      </w:r>
-    </w:p>
-    <w:p>
-      <w:pPr>
-        <w:pStyle w:val="Sinespaciado"/>
-        <w:numPr>
-          <w:ilvl w:val="0"/>
-          <w:numId w:val="3"/>
-        </w:numPr>
-        <w:spacing w:line="360" w:lineRule="auto"/>
-        <w:jc w:val="both"/>
-        <w:rPr>
-          <w:b/>
-          <w:bCs/>
-        </w:rPr>
-      </w:pPr>
-      <w:r>
-        <w:t>Fumigación, desinsectación y desratización</w:t>
-      </w:r>
-      <w:r>
-        <w:tab/>
-      </w:r>
-      <w:r>
-        <w:tab/>
-      </w:r>
-      <w:proofErr w:type="gramStart"/>
-      <w:r>
-        <w:tab/>
-        <w:t>(</w:t>
-      </w:r>
-      <w:r>
-        <w:t xml:space="preserve">  </w:t>
-      </w:r>
-      <w:proofErr w:type="gramEnd"/>
-      <w:r>
-        <w:t>)</w:t>
       </w:r>
       <w:r>
         <w:rPr>
@@ -596,7 +508,9 @@
           <w:ilvl w:val="0"/>
           <w:numId w:val="1"/>
         </w:numPr>
-        <w:spacing w:line="360" w:lineRule="auto"/>
+        <w:spacing w:before="120" w:line="360" w:lineRule="auto"/>
+        <w:ind w:left="357" w:hanging="357"/>
+        <w:contextualSpacing w:val="0"/>
         <w:rPr>
           <w:rFonts w:cstheme="minorHAnsi"/>
           <w:b/>
@@ -920,7 +834,9 @@
           <w:ilvl w:val="0"/>
           <w:numId w:val="1"/>
         </w:numPr>
-        <w:spacing w:line="276" w:lineRule="auto"/>
+        <w:spacing w:before="120" w:line="276" w:lineRule="auto"/>
+        <w:ind w:left="357" w:hanging="357"/>
+        <w:contextualSpacing w:val="0"/>
         <w:jc w:val="both"/>
         <w:rPr>
           <w:rFonts w:cstheme="minorHAnsi"/>
@@ -972,7 +888,9 @@
           <w:ilvl w:val="0"/>
           <w:numId w:val="1"/>
         </w:numPr>
-        <w:spacing w:line="276" w:lineRule="auto"/>
+        <w:spacing w:before="120" w:line="276" w:lineRule="auto"/>
+        <w:ind w:left="357" w:hanging="357"/>
+        <w:contextualSpacing w:val="0"/>
         <w:jc w:val="both"/>
         <w:rPr>
           <w:rFonts w:cstheme="minorHAnsi"/>
@@ -1055,7 +973,9 @@
           <w:ilvl w:val="0"/>
           <w:numId w:val="1"/>
         </w:numPr>
-        <w:spacing w:line="276" w:lineRule="auto"/>
+        <w:spacing w:before="120" w:line="276" w:lineRule="auto"/>
+        <w:ind w:left="357" w:hanging="357"/>
+        <w:contextualSpacing w:val="0"/>
         <w:jc w:val="both"/>
         <w:rPr>
           <w:rFonts w:cstheme="minorHAnsi"/>
